--- a/Pompeji_IRARAH_2eng.docx
+++ b/Pompeji_IRARAH_2eng.docx
@@ -304,7 +304,7 @@
     </w:p>
     <w:sdt>
       <w:sdtPr>
-        <w:id w:val="-1793375049"/>
+        <w:id w:val="-527375783"/>
         <w:docPartObj>
           <w:docPartGallery w:val="Table of Contents"/>
           <w:docPartUnique w:val="1"/>
@@ -15444,7 +15444,6 @@
         <w:rPr>
           <w:rtl w:val="0"/>
         </w:rPr>
-        <w:t xml:space="preserve">More concise, but perhaps too brief for this chapter – the encounter with the Pope deserves more than an aphorism.</w:t>
       </w:r>
     </w:p>
     <w:p>
@@ -17411,7 +17410,6 @@
         <w:rPr>
           <w:rtl w:val="0"/>
         </w:rPr>
-        <w:t xml:space="preserve">She closed her laptop and went to bed. But she didn't sleep.</w:t>
       </w:r>
     </w:p>
     <w:p>
